--- a/juridique/politique-confidentialite.docx
+++ b/juridique/politique-confidentialite.docx
@@ -1636,6 +1636,74 @@
                 <w:b w:val="0"/>
                 <w:sz w:val="19"/>
               </w:rPr>
+              <w:t>{{HEBERGEUR_NOM}}</w:t>
+            </w:r>
+          </w:p>
+        </w:tc>
+        <w:tc>
+          <w:tcPr>
+            <w:tcW w:type="dxa" w:w="3137"/>
+          </w:tcPr>
+          <w:p>
+            <w:pPr>
+              <w:spacing w:after="40"/>
+            </w:pPr>
+            <w:r>
+              <w:rPr>
+                <w:sz w:val="19"/>
+              </w:rPr>
+            </w:r>
+            <w:r>
+              <w:rPr>
+                <w:b w:val="0"/>
+                <w:sz w:val="19"/>
+              </w:rPr>
+              <w:t>Hébergement et diffusion du site internet</w:t>
+            </w:r>
+          </w:p>
+        </w:tc>
+        <w:tc>
+          <w:tcPr>
+            <w:tcW w:type="dxa" w:w="3137"/>
+          </w:tcPr>
+          <w:p>
+            <w:pPr>
+              <w:spacing w:after="40"/>
+            </w:pPr>
+            <w:r>
+              <w:rPr>
+                <w:sz w:val="19"/>
+              </w:rPr>
+            </w:r>
+            <w:r>
+              <w:rPr>
+                <w:b w:val="0"/>
+                <w:sz w:val="19"/>
+              </w:rPr>
+              <w:t>{{HEBERGEUR_LOCALISATION}}</w:t>
+            </w:r>
+          </w:p>
+        </w:tc>
+      </w:tr>
+      <w:tr>
+        <w:tc>
+          <w:tcPr>
+            <w:tcW w:type="dxa" w:w="3137"/>
+          </w:tcPr>
+          <w:p>
+            <w:pPr>
+              <w:spacing w:after="40"/>
+            </w:pPr>
+            <w:r>
+              <w:rPr>
+                <w:sz w:val="19"/>
+              </w:rPr>
+            </w:r>
+            <w:r>
+              <w:rPr>
+                <w:b w:val="0"/>
+                <w:sz w:val="19"/>
+              </w:rPr>
               <w:t>Formspree ({{FORMSPREE_ENTITE}})</w:t>
             </w:r>
           </w:p>
